--- a/Evidencias de Proyecto/Acta de Constitución del Proyecto.docx
+++ b/Evidencias de Proyecto/Acta de Constitución del Proyecto.docx
@@ -242,23 +242,7 @@
           <w:szCs w:val="32"/>
         </w:rPr>
         <w:br/>
-        <w:t xml:space="preserve">Martin Trujillo – Scrum </w:t>
-      </w:r>
-      <w:proofErr w:type="gramStart"/>
-      <w:r>
-        <w:rPr>
-          <w:sz w:val="32"/>
-          <w:szCs w:val="32"/>
-        </w:rPr>
-        <w:t>Master</w:t>
-      </w:r>
-      <w:proofErr w:type="gramEnd"/>
-      <w:r>
-        <w:rPr>
-          <w:sz w:val="32"/>
-          <w:szCs w:val="32"/>
-        </w:rPr>
-        <w:t xml:space="preserve"> / </w:t>
+        <w:t xml:space="preserve">Martin Trujillo – Scrum Master / </w:t>
       </w:r>
       <w:proofErr w:type="spellStart"/>
       <w:r>
@@ -946,6 +930,14 @@
       <w:tblPr>
         <w:tblW w:w="0" w:type="auto"/>
         <w:tblCellSpacing w:w="15" w:type="dxa"/>
+        <w:tblBorders>
+          <w:top w:val="single" w:sz="4" w:space="0" w:color="auto"/>
+          <w:left w:val="single" w:sz="4" w:space="0" w:color="auto"/>
+          <w:bottom w:val="single" w:sz="4" w:space="0" w:color="auto"/>
+          <w:right w:val="single" w:sz="4" w:space="0" w:color="auto"/>
+          <w:insideH w:val="single" w:sz="4" w:space="0" w:color="auto"/>
+          <w:insideV w:val="single" w:sz="4" w:space="0" w:color="auto"/>
+        </w:tblBorders>
         <w:tblCellMar>
           <w:top w:w="15" w:type="dxa"/>
           <w:left w:w="15" w:type="dxa"/>
@@ -955,9 +947,9 @@
         <w:tblLook w:val="04A0" w:firstRow="1" w:lastRow="0" w:firstColumn="1" w:lastColumn="0" w:noHBand="0" w:noVBand="1"/>
       </w:tblPr>
       <w:tblGrid>
-        <w:gridCol w:w="1666"/>
-        <w:gridCol w:w="2042"/>
-        <w:gridCol w:w="5130"/>
+        <w:gridCol w:w="1684"/>
+        <w:gridCol w:w="2048"/>
+        <w:gridCol w:w="5096"/>
       </w:tblGrid>
       <w:tr>
         <w:trPr>
@@ -1178,19 +1170,8 @@
                 <w:sz w:val="28"/>
                 <w:szCs w:val="28"/>
               </w:rPr>
-              <w:t xml:space="preserve">Scrum </w:t>
+              <w:t>Scrum Master</w:t>
             </w:r>
-            <w:proofErr w:type="gramStart"/>
-            <w:r>
-              <w:rPr>
-                <w:b/>
-                <w:bCs/>
-                <w:sz w:val="28"/>
-                <w:szCs w:val="28"/>
-              </w:rPr>
-              <w:t>Master</w:t>
-            </w:r>
-            <w:proofErr w:type="gramEnd"/>
           </w:p>
         </w:tc>
         <w:tc>
@@ -1394,6 +1375,14 @@
       <w:tblPr>
         <w:tblW w:w="0" w:type="auto"/>
         <w:tblCellSpacing w:w="15" w:type="dxa"/>
+        <w:tblBorders>
+          <w:top w:val="single" w:sz="4" w:space="0" w:color="auto"/>
+          <w:left w:val="single" w:sz="4" w:space="0" w:color="auto"/>
+          <w:bottom w:val="single" w:sz="4" w:space="0" w:color="auto"/>
+          <w:right w:val="single" w:sz="4" w:space="0" w:color="auto"/>
+          <w:insideH w:val="single" w:sz="4" w:space="0" w:color="auto"/>
+          <w:insideV w:val="single" w:sz="4" w:space="0" w:color="auto"/>
+        </w:tblBorders>
         <w:tblCellMar>
           <w:top w:w="15" w:type="dxa"/>
           <w:left w:w="15" w:type="dxa"/>
@@ -1403,10 +1392,10 @@
         <w:tblLook w:val="04A0" w:firstRow="1" w:lastRow="0" w:firstColumn="1" w:lastColumn="0" w:noHBand="0" w:noVBand="1"/>
       </w:tblPr>
       <w:tblGrid>
-        <w:gridCol w:w="948"/>
-        <w:gridCol w:w="1296"/>
-        <w:gridCol w:w="2232"/>
-        <w:gridCol w:w="4362"/>
+        <w:gridCol w:w="965"/>
+        <w:gridCol w:w="1314"/>
+        <w:gridCol w:w="2231"/>
+        <w:gridCol w:w="4318"/>
       </w:tblGrid>
       <w:tr>
         <w:trPr>
@@ -1883,16 +1872,30 @@
         <w:rPr>
           <w:sz w:val="28"/>
           <w:szCs w:val="28"/>
-        </w:rPr>
-      </w:pPr>
-      <w:r>
-        <w:rPr>
-          <w:b/>
-          <w:bCs/>
-          <w:sz w:val="28"/>
-          <w:szCs w:val="28"/>
-        </w:rPr>
-        <w:t>Firmas:</w:t>
+          <w:lang w:val="en-US"/>
+        </w:rPr>
+      </w:pPr>
+      <w:proofErr w:type="spellStart"/>
+      <w:r>
+        <w:rPr>
+          <w:b/>
+          <w:bCs/>
+          <w:sz w:val="28"/>
+          <w:szCs w:val="28"/>
+          <w:lang w:val="en-US"/>
+        </w:rPr>
+        <w:t>Firmas</w:t>
+      </w:r>
+      <w:proofErr w:type="spellEnd"/>
+      <w:r>
+        <w:rPr>
+          <w:b/>
+          <w:bCs/>
+          <w:sz w:val="28"/>
+          <w:szCs w:val="28"/>
+          <w:lang w:val="en-US"/>
+        </w:rPr>
+        <w:t>:</w:t>
       </w:r>
     </w:p>
     <w:p>
@@ -2903,6 +2906,7 @@
   <w:style w:type="character" w:default="1" w:styleId="Fuentedeprrafopredeter">
     <w:name w:val="Default Paragraph Font"/>
     <w:uiPriority w:val="1"/>
+    <w:semiHidden/>
     <w:unhideWhenUsed/>
   </w:style>
   <w:style w:type="table" w:default="1" w:styleId="Tablanormal">

--- a/Evidencias de Proyecto/Acta de Constitución del Proyecto.docx
+++ b/Evidencias de Proyecto/Acta de Constitución del Proyecto.docx
@@ -1,6 +1,6 @@
 
 <file path=word/document.xml><?xml version="1.0" encoding="utf-8"?>
-<w:document xmlns:wpc="http://schemas.microsoft.com/office/word/2010/wordprocessingCanvas" xmlns:cx="http://schemas.microsoft.com/office/drawing/2014/chartex" xmlns:cx1="http://schemas.microsoft.com/office/drawing/2015/9/8/chartex" xmlns:cx2="http://schemas.microsoft.com/office/drawing/2015/10/21/chartex" xmlns:cx3="http://schemas.microsoft.com/office/drawing/2016/5/9/chartex" xmlns:cx4="http://schemas.microsoft.com/office/drawing/2016/5/10/chartex" xmlns:cx5="http://schemas.microsoft.com/office/drawing/2016/5/11/chartex" xmlns:cx6="http://schemas.microsoft.com/office/drawing/2016/5/12/chartex" xmlns:cx7="http://schemas.microsoft.com/office/drawing/2016/5/13/chartex" xmlns:cx8="http://schemas.microsoft.com/office/drawing/2016/5/14/chartex" xmlns:mc="http://schemas.openxmlformats.org/markup-compatibility/2006" xmlns:aink="http://schemas.microsoft.com/office/drawing/2016/ink" xmlns:am3d="http://schemas.microsoft.com/office/drawing/2017/model3d" xmlns:o="urn:schemas-microsoft-com:office:office" xmlns:oel="http://schemas.microsoft.com/office/2019/extlst" xmlns:r="http://schemas.openxmlformats.org/officeDocument/2006/relationships" xmlns:m="http://schemas.openxmlformats.org/officeDocument/2006/math" xmlns:v="urn:schemas-microsoft-com:vml" xmlns:wp14="http://schemas.microsoft.com/office/word/2010/wordprocessingDrawing" xmlns:wp="http://schemas.openxmlformats.org/drawingml/2006/wordprocessingDrawing" xmlns:w10="urn:schemas-microsoft-com:office:word" xmlns:w="http://schemas.openxmlformats.org/wordprocessingml/2006/main" xmlns:w14="http://schemas.microsoft.com/office/word/2010/wordml" xmlns:w15="http://schemas.microsoft.com/office/word/2012/wordml" xmlns:w16cex="http://schemas.microsoft.com/office/word/2018/wordml/cex" xmlns:w16cid="http://schemas.microsoft.com/office/word/2016/wordml/cid" xmlns:w16="http://schemas.microsoft.com/office/word/2018/wordml" xmlns:w16du="http://schemas.microsoft.com/office/word/2023/wordml/word16du" xmlns:w16sdtdh="http://schemas.microsoft.com/office/word/2020/wordml/sdtdatahash" xmlns:w16sdtfl="http://schemas.microsoft.com/office/word/2024/wordml/sdtformatlock" xmlns:w16se="http://schemas.microsoft.com/office/word/2015/wordml/symex" xmlns:wpg="http://schemas.microsoft.com/office/word/2010/wordprocessingGroup" xmlns:wpi="http://schemas.microsoft.com/office/word/2010/wordprocessingInk" xmlns:wne="http://schemas.microsoft.com/office/word/2006/wordml" xmlns:wps="http://schemas.microsoft.com/office/word/2010/wordprocessingShape" mc:Ignorable="w14 w15 w16se w16cid w16 w16cex w16sdtdh w16sdtfl w16du wp14">
+<w:document xmlns:wpc="http://schemas.microsoft.com/office/word/2010/wordprocessingCanvas" xmlns:cx="http://schemas.microsoft.com/office/drawing/2014/chartex" xmlns:cx1="http://schemas.microsoft.com/office/drawing/2015/9/8/chartex" xmlns:cx2="http://schemas.microsoft.com/office/drawing/2015/10/21/chartex" xmlns:cx3="http://schemas.microsoft.com/office/drawing/2016/5/9/chartex" xmlns:cx4="http://schemas.microsoft.com/office/drawing/2016/5/10/chartex" xmlns:cx5="http://schemas.microsoft.com/office/drawing/2016/5/11/chartex" xmlns:cx6="http://schemas.microsoft.com/office/drawing/2016/5/12/chartex" xmlns:cx7="http://schemas.microsoft.com/office/drawing/2016/5/13/chartex" xmlns:cx8="http://schemas.microsoft.com/office/drawing/2016/5/14/chartex" xmlns:mc="http://schemas.openxmlformats.org/markup-compatibility/2006" xmlns:aink="http://schemas.microsoft.com/office/drawing/2016/ink" xmlns:am3d="http://schemas.microsoft.com/office/drawing/2017/model3d" xmlns:o="urn:schemas-microsoft-com:office:office" xmlns:r="http://schemas.openxmlformats.org/officeDocument/2006/relationships" xmlns:m="http://schemas.openxmlformats.org/officeDocument/2006/math" xmlns:v="urn:schemas-microsoft-com:vml" xmlns:wp14="http://schemas.microsoft.com/office/word/2010/wordprocessingDrawing" xmlns:wp="http://schemas.openxmlformats.org/drawingml/2006/wordprocessingDrawing" xmlns:w10="urn:schemas-microsoft-com:office:word" xmlns:w="http://schemas.openxmlformats.org/wordprocessingml/2006/main" xmlns:w14="http://schemas.microsoft.com/office/word/2010/wordml" xmlns:w15="http://schemas.microsoft.com/office/word/2012/wordml" xmlns:w16cex="http://schemas.microsoft.com/office/word/2018/wordml/cex" xmlns:w16cid="http://schemas.microsoft.com/office/word/2016/wordml/cid" xmlns:w16="http://schemas.microsoft.com/office/word/2018/wordml" xmlns:w16sdtdh="http://schemas.microsoft.com/office/word/2020/wordml/sdtdatahash" xmlns:w16se="http://schemas.microsoft.com/office/word/2015/wordml/symex" xmlns:wpg="http://schemas.microsoft.com/office/word/2010/wordprocessingGroup" xmlns:wpi="http://schemas.microsoft.com/office/word/2010/wordprocessingInk" xmlns:wne="http://schemas.microsoft.com/office/word/2006/wordml" xmlns:wps="http://schemas.microsoft.com/office/word/2010/wordprocessingShape" mc:Ignorable="w14 w15 w16se w16cid w16 w16cex w16sdtdh wp14">
   <w:body>
     <w:p>
       <w:pPr>
@@ -193,66 +193,51 @@
           <w:sz w:val="32"/>
           <w:szCs w:val="32"/>
         </w:rPr>
-        <w:t xml:space="preserve"> Cristian Lavín – </w:t>
-      </w:r>
-      <w:proofErr w:type="spellStart"/>
+        <w:t xml:space="preserve"> Cristian Lavín –</w:t>
+      </w:r>
       <w:r>
         <w:rPr>
           <w:sz w:val="32"/>
           <w:szCs w:val="32"/>
         </w:rPr>
-        <w:t>Product</w:t>
-      </w:r>
-      <w:proofErr w:type="spellEnd"/>
+        <w:t>Scrum Master</w:t>
+      </w:r>
       <w:r>
         <w:rPr>
           <w:sz w:val="32"/>
           <w:szCs w:val="32"/>
         </w:rPr>
-        <w:t xml:space="preserve"> </w:t>
-      </w:r>
-      <w:proofErr w:type="spellStart"/>
+        <w:t>/ Developer</w:t>
+      </w:r>
       <w:r>
         <w:rPr>
           <w:sz w:val="32"/>
           <w:szCs w:val="32"/>
         </w:rPr>
-        <w:t>Owner</w:t>
-      </w:r>
-      <w:proofErr w:type="spellEnd"/>
+        <w:br/>
+        <w:t>Martin Trujillo –</w:t>
+      </w:r>
       <w:r>
         <w:rPr>
           <w:sz w:val="32"/>
           <w:szCs w:val="32"/>
         </w:rPr>
-        <w:t xml:space="preserve"> / </w:t>
-      </w:r>
-      <w:proofErr w:type="spellStart"/>
+        <w:t xml:space="preserve"> </w:t>
+      </w:r>
       <w:r>
         <w:rPr>
           <w:sz w:val="32"/>
           <w:szCs w:val="32"/>
         </w:rPr>
-        <w:t>Developer</w:t>
-      </w:r>
-      <w:proofErr w:type="spellEnd"/>
+        <w:t xml:space="preserve">Product Owner </w:t>
+      </w:r>
       <w:r>
         <w:rPr>
           <w:sz w:val="32"/>
           <w:szCs w:val="32"/>
         </w:rPr>
-        <w:br/>
-        <w:t xml:space="preserve">Martin Trujillo – Scrum Master / </w:t>
-      </w:r>
-      <w:proofErr w:type="spellStart"/>
-      <w:r>
-        <w:rPr>
-          <w:sz w:val="32"/>
-          <w:szCs w:val="32"/>
-        </w:rPr>
-        <w:t>Developer</w:t>
-      </w:r>
-      <w:proofErr w:type="spellEnd"/>
+        <w:t>/ Developer</w:t>
+      </w:r>
     </w:p>
     <w:p/>
     <w:p/>
@@ -282,22 +267,22 @@
           <w:sz w:val="28"/>
           <w:szCs w:val="28"/>
         </w:rPr>
+        <w:t>1. Introducción</w:t>
+      </w:r>
+    </w:p>
+    <w:p>
+      <w:pPr>
+        <w:rPr>
+          <w:sz w:val="28"/>
+          <w:szCs w:val="28"/>
+        </w:rPr>
+      </w:pPr>
+      <w:r>
+        <w:rPr>
+          <w:sz w:val="28"/>
+          <w:szCs w:val="28"/>
+        </w:rPr>
         <w:lastRenderedPageBreak/>
-        <w:t>1. Introducción</w:t>
-      </w:r>
-    </w:p>
-    <w:p>
-      <w:pPr>
-        <w:rPr>
-          <w:sz w:val="28"/>
-          <w:szCs w:val="28"/>
-        </w:rPr>
-      </w:pPr>
-      <w:r>
-        <w:rPr>
-          <w:sz w:val="28"/>
-          <w:szCs w:val="28"/>
-        </w:rPr>
         <w:t xml:space="preserve">El presente documento formaliza la constitución del proyecto </w:t>
       </w:r>
       <w:r>
@@ -498,7 +483,6 @@
           <w:sz w:val="28"/>
           <w:szCs w:val="28"/>
         </w:rPr>
-        <w:lastRenderedPageBreak/>
         <w:t>4. Objetivos Específicos</w:t>
       </w:r>
     </w:p>
@@ -537,6 +521,7 @@
           <w:sz w:val="28"/>
           <w:szCs w:val="28"/>
         </w:rPr>
+        <w:lastRenderedPageBreak/>
         <w:t>Desarrollar un módulo de control de inventario con alertas de reposición.</w:t>
       </w:r>
     </w:p>
@@ -789,114 +774,77 @@
           <w:sz w:val="28"/>
           <w:szCs w:val="28"/>
         </w:rPr>
+        <w:t>6. Metodología de Trabajo</w:t>
+      </w:r>
+    </w:p>
+    <w:p>
+      <w:pPr>
+        <w:rPr>
+          <w:sz w:val="28"/>
+          <w:szCs w:val="28"/>
+        </w:rPr>
+      </w:pPr>
+      <w:r>
+        <w:rPr>
+          <w:sz w:val="28"/>
+          <w:szCs w:val="28"/>
+        </w:rPr>
+        <w:t xml:space="preserve">El desarrollo se realizará mediante </w:t>
+      </w:r>
+      <w:r>
+        <w:rPr>
+          <w:b/>
+          <w:bCs/>
+          <w:sz w:val="28"/>
+          <w:szCs w:val="28"/>
+        </w:rPr>
+        <w:t>Scrum</w:t>
+      </w:r>
+      <w:r>
+        <w:rPr>
+          <w:sz w:val="28"/>
+          <w:szCs w:val="28"/>
+        </w:rPr>
+        <w:t xml:space="preserve">, dividiendo el proyecto en </w:t>
+      </w:r>
+      <w:r>
+        <w:rPr>
+          <w:b/>
+          <w:bCs/>
+          <w:sz w:val="28"/>
+          <w:szCs w:val="28"/>
+        </w:rPr>
+        <w:t>tres Sprints</w:t>
+      </w:r>
+      <w:r>
+        <w:rPr>
+          <w:sz w:val="28"/>
+          <w:szCs w:val="28"/>
+        </w:rPr>
+        <w:t xml:space="preserve"> de seis semanas cada uno, con planificación, revisión y retrospectiva por iteración.</w:t>
+      </w:r>
+      <w:r>
+        <w:rPr>
+          <w:sz w:val="28"/>
+          <w:szCs w:val="28"/>
+        </w:rPr>
+        <w:br/>
+        <w:t>Las reuniones diarias (Daily Scrum) serán semanales para revisar avances y ajustar prioridades.</w:t>
+      </w:r>
+      <w:r>
+        <w:rPr>
+          <w:sz w:val="28"/>
+          <w:szCs w:val="28"/>
+        </w:rPr>
+        <w:br/>
+      </w:r>
+      <w:r>
+        <w:rPr>
+          <w:sz w:val="28"/>
+          <w:szCs w:val="28"/>
+        </w:rPr>
         <w:lastRenderedPageBreak/>
-        <w:t>6. Metodología de Trabajo</w:t>
-      </w:r>
-    </w:p>
-    <w:p>
-      <w:pPr>
-        <w:rPr>
-          <w:sz w:val="28"/>
-          <w:szCs w:val="28"/>
-        </w:rPr>
-      </w:pPr>
-      <w:r>
-        <w:rPr>
-          <w:sz w:val="28"/>
-          <w:szCs w:val="28"/>
-        </w:rPr>
-        <w:t xml:space="preserve">El desarrollo se realizará mediante </w:t>
-      </w:r>
-      <w:r>
-        <w:rPr>
-          <w:b/>
-          <w:bCs/>
-          <w:sz w:val="28"/>
-          <w:szCs w:val="28"/>
-        </w:rPr>
-        <w:t>Scrum</w:t>
-      </w:r>
-      <w:r>
-        <w:rPr>
-          <w:sz w:val="28"/>
-          <w:szCs w:val="28"/>
-        </w:rPr>
-        <w:t xml:space="preserve">, dividiendo el proyecto en </w:t>
-      </w:r>
-      <w:r>
-        <w:rPr>
-          <w:b/>
-          <w:bCs/>
-          <w:sz w:val="28"/>
-          <w:szCs w:val="28"/>
-        </w:rPr>
-        <w:t xml:space="preserve">tres </w:t>
-      </w:r>
-      <w:proofErr w:type="spellStart"/>
-      <w:r>
-        <w:rPr>
-          <w:b/>
-          <w:bCs/>
-          <w:sz w:val="28"/>
-          <w:szCs w:val="28"/>
-        </w:rPr>
-        <w:t>Sprints</w:t>
-      </w:r>
-      <w:proofErr w:type="spellEnd"/>
-      <w:r>
-        <w:rPr>
-          <w:sz w:val="28"/>
-          <w:szCs w:val="28"/>
-        </w:rPr>
-        <w:t xml:space="preserve"> de seis semanas cada uno, con planificación, revisión y retrospectiva por iteración.</w:t>
-      </w:r>
-      <w:r>
-        <w:rPr>
-          <w:sz w:val="28"/>
-          <w:szCs w:val="28"/>
-        </w:rPr>
-        <w:br/>
-        <w:t>Las reuniones diarias (</w:t>
-      </w:r>
-      <w:proofErr w:type="spellStart"/>
-      <w:r>
-        <w:rPr>
-          <w:sz w:val="28"/>
-          <w:szCs w:val="28"/>
-        </w:rPr>
-        <w:t>Daily</w:t>
-      </w:r>
-      <w:proofErr w:type="spellEnd"/>
-      <w:r>
-        <w:rPr>
-          <w:sz w:val="28"/>
-          <w:szCs w:val="28"/>
-        </w:rPr>
-        <w:t xml:space="preserve"> Scrum) serán semanales para revisar avances y ajustar prioridades.</w:t>
-      </w:r>
-      <w:r>
-        <w:rPr>
-          <w:sz w:val="28"/>
-          <w:szCs w:val="28"/>
-        </w:rPr>
-        <w:br/>
-        <w:t xml:space="preserve">Las herramientas principales serán: GitHub (control de versiones), Trello (gestión de tareas) y Visual Studio </w:t>
-      </w:r>
-      <w:proofErr w:type="spellStart"/>
-      <w:r>
-        <w:rPr>
-          <w:sz w:val="28"/>
-          <w:szCs w:val="28"/>
-        </w:rPr>
-        <w:t>Code</w:t>
-      </w:r>
-      <w:proofErr w:type="spellEnd"/>
-      <w:r>
-        <w:rPr>
-          <w:sz w:val="28"/>
-          <w:szCs w:val="28"/>
-        </w:rPr>
-        <w:t xml:space="preserve"> (entorno de desarrollo).</w:t>
+        <w:t>Las herramientas principales serán: GitHub (control de versiones), Trello (gestión de tareas) y Visual Studio Code (entorno de desarrollo).</w:t>
       </w:r>
     </w:p>
     <w:p>
@@ -947,9 +895,9 @@
         <w:tblLook w:val="04A0" w:firstRow="1" w:lastRow="0" w:firstColumn="1" w:lastColumn="0" w:noHBand="0" w:noVBand="1"/>
       </w:tblPr>
       <w:tblGrid>
-        <w:gridCol w:w="1684"/>
-        <w:gridCol w:w="2048"/>
-        <w:gridCol w:w="5096"/>
+        <w:gridCol w:w="1651"/>
+        <w:gridCol w:w="2040"/>
+        <w:gridCol w:w="5137"/>
       </w:tblGrid>
       <w:tr>
         <w:trPr>
@@ -1052,37 +1000,17 @@
                 <w:szCs w:val="28"/>
               </w:rPr>
             </w:pPr>
-            <w:proofErr w:type="spellStart"/>
             <w:r>
               <w:rPr>
                 <w:b/>
                 <w:bCs/>
-                <w:sz w:val="28"/>
-                <w:szCs w:val="28"/>
-              </w:rPr>
-              <w:t>Product</w:t>
+                <w:kern w:val="0"/>
+                <w:sz w:val="28"/>
+                <w:szCs w:val="28"/>
+                <w14:ligatures w14:val="none"/>
+              </w:rPr>
+              <w:t>Scrum Master</w:t>
             </w:r>
-            <w:proofErr w:type="spellEnd"/>
-            <w:r>
-              <w:rPr>
-                <w:b/>
-                <w:bCs/>
-                <w:sz w:val="28"/>
-                <w:szCs w:val="28"/>
-              </w:rPr>
-              <w:t xml:space="preserve"> </w:t>
-            </w:r>
-            <w:proofErr w:type="spellStart"/>
-            <w:r>
-              <w:rPr>
-                <w:b/>
-                <w:bCs/>
-                <w:sz w:val="28"/>
-                <w:szCs w:val="28"/>
-              </w:rPr>
-              <w:t>Owner</w:t>
-            </w:r>
-            <w:proofErr w:type="spellEnd"/>
           </w:p>
         </w:tc>
         <w:tc>
@@ -1125,23 +1053,7 @@
                 <w:sz w:val="28"/>
                 <w:szCs w:val="28"/>
               </w:rPr>
-              <w:t>Define y prioriza los requisitos (</w:t>
-            </w:r>
-            <w:proofErr w:type="spellStart"/>
-            <w:r>
-              <w:rPr>
-                <w:sz w:val="28"/>
-                <w:szCs w:val="28"/>
-              </w:rPr>
-              <w:t>Product</w:t>
-            </w:r>
-            <w:proofErr w:type="spellEnd"/>
-            <w:r>
-              <w:rPr>
-                <w:sz w:val="28"/>
-                <w:szCs w:val="28"/>
-              </w:rPr>
-              <w:t xml:space="preserve"> Backlog), valida incrementos y representa al cliente.</w:t>
+              <w:t>Define y prioriza los requisitos (Product Backlog), valida incrementos y representa al cliente.</w:t>
             </w:r>
           </w:p>
         </w:tc>
@@ -1159,6 +1071,8 @@
           <w:p>
             <w:pPr>
               <w:rPr>
+                <w:b/>
+                <w:bCs/>
                 <w:sz w:val="28"/>
                 <w:szCs w:val="28"/>
               </w:rPr>
@@ -1167,10 +1081,12 @@
               <w:rPr>
                 <w:b/>
                 <w:bCs/>
-                <w:sz w:val="28"/>
-                <w:szCs w:val="28"/>
-              </w:rPr>
-              <w:t>Scrum Master</w:t>
+                <w:kern w:val="0"/>
+                <w:sz w:val="32"/>
+                <w:szCs w:val="32"/>
+                <w14:ligatures w14:val="none"/>
+              </w:rPr>
+              <w:t>Product Owner</w:t>
             </w:r>
           </w:p>
         </w:tc>
@@ -1236,7 +1152,6 @@
                 <w:szCs w:val="28"/>
               </w:rPr>
             </w:pPr>
-            <w:proofErr w:type="spellStart"/>
             <w:r>
               <w:rPr>
                 <w:b/>
@@ -1246,7 +1161,6 @@
               </w:rPr>
               <w:t>Developers</w:t>
             </w:r>
-            <w:proofErr w:type="spellEnd"/>
           </w:p>
         </w:tc>
         <w:tc>
@@ -1367,7 +1281,6 @@
           <w:sz w:val="28"/>
           <w:szCs w:val="28"/>
         </w:rPr>
-        <w:lastRenderedPageBreak/>
         <w:t>8. Cronograma General</w:t>
       </w:r>
     </w:p>
@@ -1392,10 +1305,10 @@
         <w:tblLook w:val="04A0" w:firstRow="1" w:lastRow="0" w:firstColumn="1" w:lastColumn="0" w:noHBand="0" w:noVBand="1"/>
       </w:tblPr>
       <w:tblGrid>
-        <w:gridCol w:w="965"/>
-        <w:gridCol w:w="1314"/>
-        <w:gridCol w:w="2231"/>
-        <w:gridCol w:w="4318"/>
+        <w:gridCol w:w="904"/>
+        <w:gridCol w:w="1212"/>
+        <w:gridCol w:w="2323"/>
+        <w:gridCol w:w="4389"/>
       </w:tblGrid>
       <w:tr>
         <w:trPr>
@@ -1626,6 +1539,7 @@
                 <w:sz w:val="28"/>
                 <w:szCs w:val="28"/>
               </w:rPr>
+              <w:lastRenderedPageBreak/>
               <w:t>Sprint 2</w:t>
             </w:r>
           </w:p>
@@ -1875,7 +1789,6 @@
           <w:lang w:val="en-US"/>
         </w:rPr>
       </w:pPr>
-      <w:proofErr w:type="spellStart"/>
       <w:r>
         <w:rPr>
           <w:b/>
@@ -1884,86 +1797,97 @@
           <w:szCs w:val="28"/>
           <w:lang w:val="en-US"/>
         </w:rPr>
-        <w:t>Firmas</w:t>
-      </w:r>
-      <w:proofErr w:type="spellEnd"/>
-      <w:r>
-        <w:rPr>
-          <w:b/>
-          <w:bCs/>
+        <w:t>Firmas:</w:t>
+      </w:r>
+    </w:p>
+    <w:p>
+      <w:pPr>
+        <w:rPr>
           <w:sz w:val="28"/>
           <w:szCs w:val="28"/>
           <w:lang w:val="en-US"/>
         </w:rPr>
-        <w:t>:</w:t>
-      </w:r>
-    </w:p>
-    <w:p>
-      <w:pPr>
-        <w:rPr>
+      </w:pPr>
+      <w:r>
+        <w:rPr>
+          <w:b/>
+          <w:bCs/>
           <w:sz w:val="28"/>
           <w:szCs w:val="28"/>
           <w:lang w:val="en-US"/>
         </w:rPr>
-      </w:pPr>
-      <w:r>
-        <w:rPr>
-          <w:b/>
-          <w:bCs/>
+        <w:t>Cristian Lavín</w:t>
+      </w:r>
+      <w:r>
+        <w:rPr>
           <w:sz w:val="28"/>
           <w:szCs w:val="28"/>
           <w:lang w:val="en-US"/>
         </w:rPr>
-        <w:t xml:space="preserve">Cristian </w:t>
-      </w:r>
-      <w:proofErr w:type="spellStart"/>
-      <w:r>
-        <w:rPr>
-          <w:b/>
-          <w:bCs/>
+        <w:br/>
+      </w:r>
+      <w:r>
+        <w:rPr>
+          <w:kern w:val="0"/>
           <w:sz w:val="28"/>
           <w:szCs w:val="28"/>
           <w:lang w:val="en-US"/>
-        </w:rPr>
-        <w:t>Lavín</w:t>
-      </w:r>
-      <w:proofErr w:type="spellEnd"/>
+          <w14:ligatures w14:val="none"/>
+        </w:rPr>
+        <w:t xml:space="preserve">Scrum Master </w:t>
+      </w:r>
       <w:r>
         <w:rPr>
           <w:sz w:val="28"/>
           <w:szCs w:val="28"/>
           <w:lang w:val="en-US"/>
         </w:rPr>
+        <w:t>/ Developer</w:t>
+      </w:r>
+    </w:p>
+    <w:p>
+      <w:pPr>
+        <w:rPr>
+          <w:sz w:val="28"/>
+          <w:szCs w:val="28"/>
+          <w:lang w:val="en-US"/>
+        </w:rPr>
+      </w:pPr>
+      <w:r>
+        <w:rPr>
+          <w:b/>
+          <w:bCs/>
+          <w:sz w:val="28"/>
+          <w:szCs w:val="28"/>
+          <w:lang w:val="en-US"/>
+        </w:rPr>
+        <w:t>Martin Trujillo</w:t>
+      </w:r>
+      <w:r>
+        <w:rPr>
+          <w:sz w:val="28"/>
+          <w:szCs w:val="28"/>
+          <w:lang w:val="en-US"/>
+        </w:rPr>
         <w:br/>
-        <w:t>Product Owner / Developer</w:t>
-      </w:r>
-    </w:p>
-    <w:p>
-      <w:pPr>
-        <w:rPr>
+      </w:r>
+      <w:r>
+        <w:rPr>
+          <w:kern w:val="0"/>
           <w:sz w:val="28"/>
           <w:szCs w:val="28"/>
           <w:lang w:val="en-US"/>
-        </w:rPr>
-      </w:pPr>
-      <w:r>
-        <w:rPr>
-          <w:b/>
-          <w:bCs/>
+          <w14:ligatures w14:val="none"/>
+        </w:rPr>
+        <w:t xml:space="preserve">Product Owner </w:t>
+      </w:r>
+      <w:r>
+        <w:rPr>
           <w:sz w:val="28"/>
           <w:szCs w:val="28"/>
           <w:lang w:val="en-US"/>
         </w:rPr>
-        <w:t>Martin Trujillo</w:t>
-      </w:r>
-      <w:r>
-        <w:rPr>
-          <w:sz w:val="28"/>
-          <w:szCs w:val="28"/>
-          <w:lang w:val="en-US"/>
-        </w:rPr>
-        <w:br/>
-        <w:t>Scrum Master / Developer</w:t>
+        <w:t>/ Developer</w:t>
       </w:r>
     </w:p>
     <w:p>
@@ -1995,7 +1919,7 @@
 </file>
 
 <file path=word/numbering.xml><?xml version="1.0" encoding="utf-8"?>
-<w:numbering xmlns:wpc="http://schemas.microsoft.com/office/word/2010/wordprocessingCanvas" xmlns:cx="http://schemas.microsoft.com/office/drawing/2014/chartex" xmlns:cx1="http://schemas.microsoft.com/office/drawing/2015/9/8/chartex" xmlns:cx2="http://schemas.microsoft.com/office/drawing/2015/10/21/chartex" xmlns:cx3="http://schemas.microsoft.com/office/drawing/2016/5/9/chartex" xmlns:cx4="http://schemas.microsoft.com/office/drawing/2016/5/10/chartex" xmlns:cx5="http://schemas.microsoft.com/office/drawing/2016/5/11/chartex" xmlns:cx6="http://schemas.microsoft.com/office/drawing/2016/5/12/chartex" xmlns:cx7="http://schemas.microsoft.com/office/drawing/2016/5/13/chartex" xmlns:cx8="http://schemas.microsoft.com/office/drawing/2016/5/14/chartex" xmlns:mc="http://schemas.openxmlformats.org/markup-compatibility/2006" xmlns:aink="http://schemas.microsoft.com/office/drawing/2016/ink" xmlns:am3d="http://schemas.microsoft.com/office/drawing/2017/model3d" xmlns:o="urn:schemas-microsoft-com:office:office" xmlns:oel="http://schemas.microsoft.com/office/2019/extlst" xmlns:r="http://schemas.openxmlformats.org/officeDocument/2006/relationships" xmlns:m="http://schemas.openxmlformats.org/officeDocument/2006/math" xmlns:v="urn:schemas-microsoft-com:vml" xmlns:wp14="http://schemas.microsoft.com/office/word/2010/wordprocessingDrawing" xmlns:wp="http://schemas.openxmlformats.org/drawingml/2006/wordprocessingDrawing" xmlns:w10="urn:schemas-microsoft-com:office:word" xmlns:w="http://schemas.openxmlformats.org/wordprocessingml/2006/main" xmlns:w14="http://schemas.microsoft.com/office/word/2010/wordml" xmlns:w15="http://schemas.microsoft.com/office/word/2012/wordml" xmlns:w16cex="http://schemas.microsoft.com/office/word/2018/wordml/cex" xmlns:w16cid="http://schemas.microsoft.com/office/word/2016/wordml/cid" xmlns:w16="http://schemas.microsoft.com/office/word/2018/wordml" xmlns:w16du="http://schemas.microsoft.com/office/word/2023/wordml/word16du" xmlns:w16sdtdh="http://schemas.microsoft.com/office/word/2020/wordml/sdtdatahash" xmlns:w16sdtfl="http://schemas.microsoft.com/office/word/2024/wordml/sdtformatlock" xmlns:w16se="http://schemas.microsoft.com/office/word/2015/wordml/symex" xmlns:wpg="http://schemas.microsoft.com/office/word/2010/wordprocessingGroup" xmlns:wpi="http://schemas.microsoft.com/office/word/2010/wordprocessingInk" xmlns:wne="http://schemas.microsoft.com/office/word/2006/wordml" xmlns:wps="http://schemas.microsoft.com/office/word/2010/wordprocessingShape" mc:Ignorable="w14 w15 w16se w16cid w16 w16cex w16sdtdh w16sdtfl w16du wp14">
+<w:numbering xmlns:wpc="http://schemas.microsoft.com/office/word/2010/wordprocessingCanvas" xmlns:cx="http://schemas.microsoft.com/office/drawing/2014/chartex" xmlns:cx1="http://schemas.microsoft.com/office/drawing/2015/9/8/chartex" xmlns:cx2="http://schemas.microsoft.com/office/drawing/2015/10/21/chartex" xmlns:cx3="http://schemas.microsoft.com/office/drawing/2016/5/9/chartex" xmlns:cx4="http://schemas.microsoft.com/office/drawing/2016/5/10/chartex" xmlns:cx5="http://schemas.microsoft.com/office/drawing/2016/5/11/chartex" xmlns:cx6="http://schemas.microsoft.com/office/drawing/2016/5/12/chartex" xmlns:cx7="http://schemas.microsoft.com/office/drawing/2016/5/13/chartex" xmlns:cx8="http://schemas.microsoft.com/office/drawing/2016/5/14/chartex" xmlns:mc="http://schemas.openxmlformats.org/markup-compatibility/2006" xmlns:aink="http://schemas.microsoft.com/office/drawing/2016/ink" xmlns:am3d="http://schemas.microsoft.com/office/drawing/2017/model3d" xmlns:o="urn:schemas-microsoft-com:office:office" xmlns:r="http://schemas.openxmlformats.org/officeDocument/2006/relationships" xmlns:m="http://schemas.openxmlformats.org/officeDocument/2006/math" xmlns:v="urn:schemas-microsoft-com:vml" xmlns:wp14="http://schemas.microsoft.com/office/word/2010/wordprocessingDrawing" xmlns:wp="http://schemas.openxmlformats.org/drawingml/2006/wordprocessingDrawing" xmlns:w10="urn:schemas-microsoft-com:office:word" xmlns:w="http://schemas.openxmlformats.org/wordprocessingml/2006/main" xmlns:w14="http://schemas.microsoft.com/office/word/2010/wordml" xmlns:w15="http://schemas.microsoft.com/office/word/2012/wordml" xmlns:w16cex="http://schemas.microsoft.com/office/word/2018/wordml/cex" xmlns:w16cid="http://schemas.microsoft.com/office/word/2016/wordml/cid" xmlns:w16="http://schemas.microsoft.com/office/word/2018/wordml" xmlns:w16sdtdh="http://schemas.microsoft.com/office/word/2020/wordml/sdtdatahash" xmlns:w16se="http://schemas.microsoft.com/office/word/2015/wordml/symex" xmlns:wpg="http://schemas.microsoft.com/office/word/2010/wordprocessingGroup" xmlns:wpi="http://schemas.microsoft.com/office/word/2010/wordprocessingInk" xmlns:wne="http://schemas.microsoft.com/office/word/2006/wordml" xmlns:wps="http://schemas.microsoft.com/office/word/2010/wordprocessingShape" mc:Ignorable="w14 w15 w16se w16cid w16 w16cex w16sdtdh wp14">
   <w:abstractNum w:abstractNumId="0" w15:restartNumberingAfterBreak="0">
     <w:nsid w:val="3162417D"/>
     <w:multiLevelType w:val="multilevel"/>
@@ -2294,17 +2218,17 @@
       </w:rPr>
     </w:lvl>
   </w:abstractNum>
-  <w:num w:numId="1" w16cid:durableId="1599219061">
+  <w:num w:numId="1">
     <w:abstractNumId w:val="1"/>
   </w:num>
-  <w:num w:numId="2" w16cid:durableId="352614399">
+  <w:num w:numId="2">
     <w:abstractNumId w:val="0"/>
   </w:num>
 </w:numbering>
 </file>
 
 <file path=word/styles.xml><?xml version="1.0" encoding="utf-8"?>
-<w:styles xmlns:mc="http://schemas.openxmlformats.org/markup-compatibility/2006" xmlns:r="http://schemas.openxmlformats.org/officeDocument/2006/relationships" xmlns:w="http://schemas.openxmlformats.org/wordprocessingml/2006/main" xmlns:w14="http://schemas.microsoft.com/office/word/2010/wordml" xmlns:w15="http://schemas.microsoft.com/office/word/2012/wordml" xmlns:w16cex="http://schemas.microsoft.com/office/word/2018/wordml/cex" xmlns:w16cid="http://schemas.microsoft.com/office/word/2016/wordml/cid" xmlns:w16="http://schemas.microsoft.com/office/word/2018/wordml" xmlns:w16du="http://schemas.microsoft.com/office/word/2023/wordml/word16du" xmlns:w16sdtdh="http://schemas.microsoft.com/office/word/2020/wordml/sdtdatahash" xmlns:w16sdtfl="http://schemas.microsoft.com/office/word/2024/wordml/sdtformatlock" xmlns:w16se="http://schemas.microsoft.com/office/word/2015/wordml/symex" mc:Ignorable="w14 w15 w16se w16cid w16 w16cex w16sdtdh w16sdtfl w16du">
+<w:styles xmlns:mc="http://schemas.openxmlformats.org/markup-compatibility/2006" xmlns:r="http://schemas.openxmlformats.org/officeDocument/2006/relationships" xmlns:w="http://schemas.openxmlformats.org/wordprocessingml/2006/main" xmlns:w14="http://schemas.microsoft.com/office/word/2010/wordml" xmlns:w15="http://schemas.microsoft.com/office/word/2012/wordml" xmlns:w16cex="http://schemas.microsoft.com/office/word/2018/wordml/cex" xmlns:w16cid="http://schemas.microsoft.com/office/word/2016/wordml/cid" xmlns:w16="http://schemas.microsoft.com/office/word/2018/wordml" xmlns:w16sdtdh="http://schemas.microsoft.com/office/word/2020/wordml/sdtdatahash" xmlns:w16se="http://schemas.microsoft.com/office/word/2015/wordml/symex" mc:Ignorable="w14 w15 w16se w16cid w16 w16cex w16sdtdh">
   <w:docDefaults>
     <w:rPrDefault>
       <w:rPr>
